--- a/client_rules/Infinity Insurance.docx
+++ b/client_rules/Infinity Insurance.docx
@@ -229,7 +229,25 @@
           <w:kern w:val="0"/>
           <w14:ligatures w14:val="none"/>
         </w:rPr>
-        <w:t>LKQ/Recon/AM are to be used day 1 and up.  Always consider repair before replace.</w:t>
+        <w:t xml:space="preserve">LKQ/Recon/AM are to be used day 1 and up.  Always consider repair before </w:t>
+      </w:r>
+      <w:proofErr w:type="gramStart"/>
+      <w:r>
+        <w:rPr>
+          <w:rFonts w:ascii="Arial" w:eastAsia="Times New Roman" w:hAnsi="Arial" w:cs="Arial"/>
+          <w:kern w:val="0"/>
+          <w14:ligatures w14:val="none"/>
+        </w:rPr>
+        <w:t>replace</w:t>
+      </w:r>
+      <w:proofErr w:type="gramEnd"/>
+      <w:r>
+        <w:rPr>
+          <w:rFonts w:ascii="Arial" w:eastAsia="Times New Roman" w:hAnsi="Arial" w:cs="Arial"/>
+          <w:kern w:val="0"/>
+          <w14:ligatures w14:val="none"/>
+        </w:rPr>
+        <w:t>.</w:t>
       </w:r>
     </w:p>
     <w:p>
@@ -255,61 +273,6 @@
           <w14:ligatures w14:val="none"/>
         </w:rPr>
         <w:t>Do not inspect vehicles at Eli's Collision Center.</w:t>
-      </w:r>
-    </w:p>
-    <w:p>
-      <w:pPr>
-        <w:numPr>
-          <w:ilvl w:val="0"/>
-          <w:numId w:val="1"/>
-        </w:numPr>
-        <w:shd w:val="clear" w:color="auto" w:fill="FFFFFF"/>
-        <w:spacing w:after="100" w:afterAutospacing="1" w:line="240" w:lineRule="auto"/>
-        <w:rPr>
-          <w:rFonts w:ascii="Arial" w:eastAsia="Times New Roman" w:hAnsi="Arial" w:cs="Arial"/>
-          <w:spacing w:val="5"/>
-          <w:kern w:val="0"/>
-          <w:sz w:val="26"/>
-          <w:szCs w:val="26"/>
-          <w14:ligatures w14:val="none"/>
-        </w:rPr>
-      </w:pPr>
-      <w:r>
-        <w:rPr>
-          <w:rFonts w:ascii="Arial" w:eastAsia="Times New Roman" w:hAnsi="Arial" w:cs="Arial"/>
-          <w:spacing w:val="5"/>
-          <w:kern w:val="0"/>
-          <w:sz w:val="26"/>
-          <w:szCs w:val="26"/>
-          <w14:ligatures w14:val="none"/>
-        </w:rPr>
-        <w:t>For Material Damage related questions/issues contact your SCA Regional Appraisal Specialist or the Kemper MD rep listed in the </w:t>
-      </w:r>
-      <w:r>
-        <w:rPr>
-          <w:rFonts w:ascii="Arial" w:eastAsia="Times New Roman" w:hAnsi="Arial" w:cs="Arial"/>
-          <w:b/>
-          <w:bCs/>
-          <w:i/>
-          <w:iCs/>
-          <w:spacing w:val="5"/>
-          <w:kern w:val="0"/>
-          <w:sz w:val="26"/>
-          <w:szCs w:val="26"/>
-          <w14:ligatures w14:val="none"/>
-        </w:rPr>
-        <w:t>Client Contact Information</w:t>
-      </w:r>
-      <w:r>
-        <w:rPr>
-          <w:rFonts w:ascii="Arial" w:eastAsia="Times New Roman" w:hAnsi="Arial" w:cs="Arial"/>
-          <w:spacing w:val="5"/>
-          <w:kern w:val="0"/>
-          <w:sz w:val="26"/>
-          <w:szCs w:val="26"/>
-          <w14:ligatures w14:val="none"/>
-        </w:rPr>
-        <w:t> section below. </w:t>
       </w:r>
     </w:p>
     <w:p>
@@ -441,7 +404,25 @@
           <w:kern w:val="0"/>
           <w14:ligatures w14:val="none"/>
         </w:rPr>
-        <w:t>List all admin info for yard or shop including email address and tax id # on all estimates/supplements.  California losses: The Appraiser will need to verify the shop of choice has a valid BAR number. This includes repairable vehicles and total losses with regards to advance fees.</w:t>
+        <w:t xml:space="preserve">List all admin info for yard or shop including email address and tax id # on all estimates/supplements.  California losses: The Appraiser will need to verify the shop of choice has a valid BAR number. This includes repairable vehicles and total losses with </w:t>
+      </w:r>
+      <w:proofErr w:type="gramStart"/>
+      <w:r>
+        <w:rPr>
+          <w:rFonts w:ascii="Arial" w:eastAsia="Times New Roman" w:hAnsi="Arial" w:cs="Arial"/>
+          <w:kern w:val="0"/>
+          <w14:ligatures w14:val="none"/>
+        </w:rPr>
+        <w:t>regards</w:t>
+      </w:r>
+      <w:proofErr w:type="gramEnd"/>
+      <w:r>
+        <w:rPr>
+          <w:rFonts w:ascii="Arial" w:eastAsia="Times New Roman" w:hAnsi="Arial" w:cs="Arial"/>
+          <w:kern w:val="0"/>
+          <w14:ligatures w14:val="none"/>
+        </w:rPr>
+        <w:t xml:space="preserve"> to advance fees.</w:t>
       </w:r>
     </w:p>
     <w:p>
@@ -464,7 +445,25 @@
           <w:kern w:val="0"/>
           <w14:ligatures w14:val="none"/>
         </w:rPr>
-        <w:t>Aftermarket Parts are to be used day 1 and up. Always consider repair before replace.</w:t>
+        <w:t xml:space="preserve">Aftermarket Parts are to be used day 1 and up. Always consider repair before </w:t>
+      </w:r>
+      <w:proofErr w:type="gramStart"/>
+      <w:r>
+        <w:rPr>
+          <w:rFonts w:ascii="Arial" w:eastAsia="Times New Roman" w:hAnsi="Arial" w:cs="Arial"/>
+          <w:kern w:val="0"/>
+          <w14:ligatures w14:val="none"/>
+        </w:rPr>
+        <w:t>replace</w:t>
+      </w:r>
+      <w:proofErr w:type="gramEnd"/>
+      <w:r>
+        <w:rPr>
+          <w:rFonts w:ascii="Arial" w:eastAsia="Times New Roman" w:hAnsi="Arial" w:cs="Arial"/>
+          <w:kern w:val="0"/>
+          <w14:ligatures w14:val="none"/>
+        </w:rPr>
+        <w:t>.</w:t>
       </w:r>
     </w:p>
     <w:p>
@@ -760,7 +759,29 @@
           <w:szCs w:val="26"/>
           <w14:ligatures w14:val="none"/>
         </w:rPr>
-        <w:t>At least 4 photos of the damage area</w:t>
+        <w:t xml:space="preserve">At least 4 photos of the </w:t>
+      </w:r>
+      <w:proofErr w:type="gramStart"/>
+      <w:r>
+        <w:rPr>
+          <w:rFonts w:ascii="rubik" w:eastAsia="Times New Roman" w:hAnsi="rubik" w:cs="Times New Roman"/>
+          <w:kern w:val="0"/>
+          <w:sz w:val="26"/>
+          <w:szCs w:val="26"/>
+          <w14:ligatures w14:val="none"/>
+        </w:rPr>
+        <w:t>damage</w:t>
+      </w:r>
+      <w:proofErr w:type="gramEnd"/>
+      <w:r>
+        <w:rPr>
+          <w:rFonts w:ascii="rubik" w:eastAsia="Times New Roman" w:hAnsi="rubik" w:cs="Times New Roman"/>
+          <w:kern w:val="0"/>
+          <w:sz w:val="26"/>
+          <w:szCs w:val="26"/>
+          <w14:ligatures w14:val="none"/>
+        </w:rPr>
+        <w:t xml:space="preserve"> area</w:t>
       </w:r>
     </w:p>
     <w:p>
@@ -835,7 +856,6 @@
           <w:szCs w:val="26"/>
           <w14:ligatures w14:val="none"/>
         </w:rPr>
-        <w:lastRenderedPageBreak/>
         <w:t>License plate</w:t>
       </w:r>
     </w:p>
@@ -911,6 +931,7 @@
           <w:szCs w:val="26"/>
           <w14:ligatures w14:val="none"/>
         </w:rPr>
+        <w:lastRenderedPageBreak/>
         <w:t>Vehicle registration (When required by state)</w:t>
       </w:r>
     </w:p>
@@ -1137,7 +1158,29 @@
           <w:szCs w:val="26"/>
           <w14:ligatures w14:val="none"/>
         </w:rPr>
-        <w:t>Carpet condition (front and rear - be sure to lift up floor mats)</w:t>
+        <w:t xml:space="preserve">Carpet condition (front and rear - be sure to </w:t>
+      </w:r>
+      <w:proofErr w:type="gramStart"/>
+      <w:r>
+        <w:rPr>
+          <w:rFonts w:ascii="rubik" w:eastAsia="Times New Roman" w:hAnsi="rubik" w:cs="Times New Roman"/>
+          <w:kern w:val="0"/>
+          <w:sz w:val="26"/>
+          <w:szCs w:val="26"/>
+          <w14:ligatures w14:val="none"/>
+        </w:rPr>
+        <w:t>lift up</w:t>
+      </w:r>
+      <w:proofErr w:type="gramEnd"/>
+      <w:r>
+        <w:rPr>
+          <w:rFonts w:ascii="rubik" w:eastAsia="Times New Roman" w:hAnsi="rubik" w:cs="Times New Roman"/>
+          <w:kern w:val="0"/>
+          <w:sz w:val="26"/>
+          <w:szCs w:val="26"/>
+          <w14:ligatures w14:val="none"/>
+        </w:rPr>
+        <w:t xml:space="preserve"> floor mats)</w:t>
       </w:r>
     </w:p>
     <w:p>
@@ -1337,7 +1380,29 @@
           <w:szCs w:val="26"/>
           <w14:ligatures w14:val="none"/>
         </w:rPr>
-        <w:t>Any other needed photos to depict damage, UPD or conditioning</w:t>
+        <w:t xml:space="preserve">Any other </w:t>
+      </w:r>
+      <w:proofErr w:type="gramStart"/>
+      <w:r>
+        <w:rPr>
+          <w:rFonts w:ascii="rubik" w:eastAsia="Times New Roman" w:hAnsi="rubik" w:cs="Times New Roman"/>
+          <w:kern w:val="0"/>
+          <w:sz w:val="26"/>
+          <w:szCs w:val="26"/>
+          <w14:ligatures w14:val="none"/>
+        </w:rPr>
+        <w:t>needed photos</w:t>
+      </w:r>
+      <w:proofErr w:type="gramEnd"/>
+      <w:r>
+        <w:rPr>
+          <w:rFonts w:ascii="rubik" w:eastAsia="Times New Roman" w:hAnsi="rubik" w:cs="Times New Roman"/>
+          <w:kern w:val="0"/>
+          <w:sz w:val="26"/>
+          <w:szCs w:val="26"/>
+          <w14:ligatures w14:val="none"/>
+        </w:rPr>
+        <w:t xml:space="preserve"> to depict damage, UPD or conditioning</w:t>
       </w:r>
     </w:p>
     <w:p>
@@ -1689,7 +1754,27 @@
           <w:kern w:val="0"/>
           <w14:ligatures w14:val="none"/>
         </w:rPr>
-        <w:t>Recycled parts use  markup 25%</w:t>
+        <w:t xml:space="preserve">Recycled parts </w:t>
+      </w:r>
+      <w:proofErr w:type="gramStart"/>
+      <w:r>
+        <w:rPr>
+          <w:rFonts w:ascii="rubik" w:eastAsia="Times New Roman" w:hAnsi="rubik" w:cs="Times New Roman"/>
+          <w:spacing w:val="5"/>
+          <w:kern w:val="0"/>
+          <w14:ligatures w14:val="none"/>
+        </w:rPr>
+        <w:t>use  markup</w:t>
+      </w:r>
+      <w:proofErr w:type="gramEnd"/>
+      <w:r>
+        <w:rPr>
+          <w:rFonts w:ascii="rubik" w:eastAsia="Times New Roman" w:hAnsi="rubik" w:cs="Times New Roman"/>
+          <w:spacing w:val="5"/>
+          <w:kern w:val="0"/>
+          <w14:ligatures w14:val="none"/>
+        </w:rPr>
+        <w:t xml:space="preserve"> 25%</w:t>
       </w:r>
     </w:p>
     <w:p>
@@ -1768,6 +1853,7 @@
           <w:kern w:val="0"/>
           <w14:ligatures w14:val="none"/>
         </w:rPr>
+        <w:lastRenderedPageBreak/>
         <w:t>Always utilize Safelite 877-664-8931.</w:t>
       </w:r>
     </w:p>
@@ -1908,7 +1994,25 @@
           <w:kern w:val="0"/>
           <w14:ligatures w14:val="none"/>
         </w:rPr>
-        <w:t>Anytime an estimate/supplement hits 65% of the retail value, and the appraiser is recommending a repair on the vehicle, the appraiser must contact the appropriate escalation supervisor to discuss the potential open items in order to avoid repairing a total loss</w:t>
+        <w:t xml:space="preserve">Anytime an estimate/supplement hits 65% of the retail value, and the appraiser is recommending a repair on the vehicle, the appraiser must contact the appropriate escalation supervisor to discuss the potential open items </w:t>
+      </w:r>
+      <w:proofErr w:type="gramStart"/>
+      <w:r>
+        <w:rPr>
+          <w:rFonts w:ascii="rubik" w:eastAsia="Times New Roman" w:hAnsi="rubik" w:cs="Times New Roman"/>
+          <w:kern w:val="0"/>
+          <w14:ligatures w14:val="none"/>
+        </w:rPr>
+        <w:t>in order to</w:t>
+      </w:r>
+      <w:proofErr w:type="gramEnd"/>
+      <w:r>
+        <w:rPr>
+          <w:rFonts w:ascii="rubik" w:eastAsia="Times New Roman" w:hAnsi="rubik" w:cs="Times New Roman"/>
+          <w:kern w:val="0"/>
+          <w14:ligatures w14:val="none"/>
+        </w:rPr>
+        <w:t xml:space="preserve"> avoid repairing a total loss</w:t>
       </w:r>
     </w:p>
     <w:p>
@@ -1931,7 +2035,43 @@
           <w:kern w:val="0"/>
           <w14:ligatures w14:val="none"/>
         </w:rPr>
-        <w:t>Any tear down has to be preapproved by a Kemper supervisor, please document the diary in the event that the answer is delayed. </w:t>
+        <w:t xml:space="preserve">Any tear down </w:t>
+      </w:r>
+      <w:proofErr w:type="gramStart"/>
+      <w:r>
+        <w:rPr>
+          <w:rFonts w:ascii="rubik" w:eastAsia="Times New Roman" w:hAnsi="rubik" w:cs="Times New Roman"/>
+          <w:kern w:val="0"/>
+          <w14:ligatures w14:val="none"/>
+        </w:rPr>
+        <w:t>has to</w:t>
+      </w:r>
+      <w:proofErr w:type="gramEnd"/>
+      <w:r>
+        <w:rPr>
+          <w:rFonts w:ascii="rubik" w:eastAsia="Times New Roman" w:hAnsi="rubik" w:cs="Times New Roman"/>
+          <w:kern w:val="0"/>
+          <w14:ligatures w14:val="none"/>
+        </w:rPr>
+        <w:t xml:space="preserve"> be preapproved by a Kemper supervisor, please document the diary </w:t>
+      </w:r>
+      <w:proofErr w:type="gramStart"/>
+      <w:r>
+        <w:rPr>
+          <w:rFonts w:ascii="rubik" w:eastAsia="Times New Roman" w:hAnsi="rubik" w:cs="Times New Roman"/>
+          <w:kern w:val="0"/>
+          <w14:ligatures w14:val="none"/>
+        </w:rPr>
+        <w:t>in the event that</w:t>
+      </w:r>
+      <w:proofErr w:type="gramEnd"/>
+      <w:r>
+        <w:rPr>
+          <w:rFonts w:ascii="rubik" w:eastAsia="Times New Roman" w:hAnsi="rubik" w:cs="Times New Roman"/>
+          <w:kern w:val="0"/>
+          <w14:ligatures w14:val="none"/>
+        </w:rPr>
+        <w:t xml:space="preserve"> the answer is delayed. </w:t>
       </w:r>
     </w:p>
     <w:p>
@@ -2838,7 +2978,25 @@
           <w:kern w:val="0"/>
           <w14:ligatures w14:val="none"/>
         </w:rPr>
-        <w:t>Write a one line ACV Estimate when water has entered the passenger compartment.</w:t>
+        <w:t xml:space="preserve">Write a </w:t>
+      </w:r>
+      <w:proofErr w:type="gramStart"/>
+      <w:r>
+        <w:rPr>
+          <w:rFonts w:ascii="rubik" w:eastAsia="Times New Roman" w:hAnsi="rubik" w:cs="Times New Roman"/>
+          <w:kern w:val="0"/>
+          <w14:ligatures w14:val="none"/>
+        </w:rPr>
+        <w:t>one line</w:t>
+      </w:r>
+      <w:proofErr w:type="gramEnd"/>
+      <w:r>
+        <w:rPr>
+          <w:rFonts w:ascii="rubik" w:eastAsia="Times New Roman" w:hAnsi="rubik" w:cs="Times New Roman"/>
+          <w:kern w:val="0"/>
+          <w14:ligatures w14:val="none"/>
+        </w:rPr>
+        <w:t xml:space="preserve"> ACV Estimate when water has entered the passenger compartment.</w:t>
       </w:r>
     </w:p>
     <w:p>
@@ -2928,7 +3086,6 @@
           <w:kern w:val="0"/>
           <w14:ligatures w14:val="none"/>
         </w:rPr>
-        <w:lastRenderedPageBreak/>
         <w:t>Documentation Required</w:t>
       </w:r>
     </w:p>
@@ -2952,7 +3109,25 @@
           <w:kern w:val="0"/>
           <w14:ligatures w14:val="none"/>
         </w:rPr>
-        <w:t>Images must depict the water level and severity of the flood damages.</w:t>
+        <w:t xml:space="preserve">Images must depict the water level and severity of the flood </w:t>
+      </w:r>
+      <w:proofErr w:type="gramStart"/>
+      <w:r>
+        <w:rPr>
+          <w:rFonts w:ascii="rubik" w:eastAsia="Times New Roman" w:hAnsi="rubik" w:cs="Times New Roman"/>
+          <w:kern w:val="0"/>
+          <w14:ligatures w14:val="none"/>
+        </w:rPr>
+        <w:t>damages</w:t>
+      </w:r>
+      <w:proofErr w:type="gramEnd"/>
+      <w:r>
+        <w:rPr>
+          <w:rFonts w:ascii="rubik" w:eastAsia="Times New Roman" w:hAnsi="rubik" w:cs="Times New Roman"/>
+          <w:kern w:val="0"/>
+          <w14:ligatures w14:val="none"/>
+        </w:rPr>
+        <w:t>.</w:t>
       </w:r>
     </w:p>
     <w:p>
@@ -2975,6 +3150,7 @@
           <w:kern w:val="0"/>
           <w14:ligatures w14:val="none"/>
         </w:rPr>
+        <w:lastRenderedPageBreak/>
         <w:t>What type of water (fresh, salt, or brackish)?</w:t>
       </w:r>
     </w:p>
@@ -3021,7 +3197,25 @@
           <w:kern w:val="0"/>
           <w14:ligatures w14:val="none"/>
         </w:rPr>
-        <w:t>Did the vehicle traverse through water or parked caught in floodwaters?</w:t>
+        <w:t xml:space="preserve">Did the vehicle traverse through water or parked caught in </w:t>
+      </w:r>
+      <w:proofErr w:type="gramStart"/>
+      <w:r>
+        <w:rPr>
+          <w:rFonts w:ascii="rubik" w:eastAsia="Times New Roman" w:hAnsi="rubik" w:cs="Times New Roman"/>
+          <w:kern w:val="0"/>
+          <w14:ligatures w14:val="none"/>
+        </w:rPr>
+        <w:t>floodwaters</w:t>
+      </w:r>
+      <w:proofErr w:type="gramEnd"/>
+      <w:r>
+        <w:rPr>
+          <w:rFonts w:ascii="rubik" w:eastAsia="Times New Roman" w:hAnsi="rubik" w:cs="Times New Roman"/>
+          <w:kern w:val="0"/>
+          <w14:ligatures w14:val="none"/>
+        </w:rPr>
+        <w:t>?</w:t>
       </w:r>
     </w:p>
     <w:p>
@@ -3195,7 +3389,43 @@
           <w:kern w:val="0"/>
           <w14:ligatures w14:val="none"/>
         </w:rPr>
-        <w:t>All towing and storage bills should NOT be included in the body of your estimate. an invoice should be uploaded to the file.  The application and amount of any mark-up to a tow bill should be determined by MD Supervisor based on specific territories or locations.</w:t>
+        <w:t>All towing and storage bills should NOT be included in the body of your estimate. </w:t>
+      </w:r>
+      <w:proofErr w:type="gramStart"/>
+      <w:r>
+        <w:rPr>
+          <w:rFonts w:ascii="Arial" w:eastAsia="Times New Roman" w:hAnsi="Arial" w:cs="Arial"/>
+          <w:kern w:val="0"/>
+          <w14:ligatures w14:val="none"/>
+        </w:rPr>
+        <w:t>an</w:t>
+      </w:r>
+      <w:proofErr w:type="gramEnd"/>
+      <w:r>
+        <w:rPr>
+          <w:rFonts w:ascii="Arial" w:eastAsia="Times New Roman" w:hAnsi="Arial" w:cs="Arial"/>
+          <w:kern w:val="0"/>
+          <w14:ligatures w14:val="none"/>
+        </w:rPr>
+        <w:t xml:space="preserve"> invoice should be uploaded to the file.  The application and amount of any mark-up to a </w:t>
+      </w:r>
+      <w:proofErr w:type="gramStart"/>
+      <w:r>
+        <w:rPr>
+          <w:rFonts w:ascii="Arial" w:eastAsia="Times New Roman" w:hAnsi="Arial" w:cs="Arial"/>
+          <w:kern w:val="0"/>
+          <w14:ligatures w14:val="none"/>
+        </w:rPr>
+        <w:t>tow</w:t>
+      </w:r>
+      <w:proofErr w:type="gramEnd"/>
+      <w:r>
+        <w:rPr>
+          <w:rFonts w:ascii="Arial" w:eastAsia="Times New Roman" w:hAnsi="Arial" w:cs="Arial"/>
+          <w:kern w:val="0"/>
+          <w14:ligatures w14:val="none"/>
+        </w:rPr>
+        <w:t xml:space="preserve"> bill should be determined by MD Supervisor based on specific territories or locations.</w:t>
       </w:r>
     </w:p>
     <w:p>
@@ -3279,7 +3509,29 @@
           <w:szCs w:val="26"/>
           <w14:ligatures w14:val="none"/>
         </w:rPr>
-        <w:t>Repair facility information (including Email address and Fax Numbers) and the shop Tax ID number must be populated on all supplements. (The TIN must be listed under the license number in CCC)</w:t>
+        <w:t xml:space="preserve">Repair facility information (including Email address and Fax Numbers) and the shop Tax ID number must be </w:t>
+      </w:r>
+      <w:proofErr w:type="gramStart"/>
+      <w:r>
+        <w:rPr>
+          <w:rFonts w:ascii="Arial" w:eastAsia="Times New Roman" w:hAnsi="Arial" w:cs="Arial"/>
+          <w:kern w:val="0"/>
+          <w:sz w:val="26"/>
+          <w:szCs w:val="26"/>
+          <w14:ligatures w14:val="none"/>
+        </w:rPr>
+        <w:t>populated</w:t>
+      </w:r>
+      <w:proofErr w:type="gramEnd"/>
+      <w:r>
+        <w:rPr>
+          <w:rFonts w:ascii="Arial" w:eastAsia="Times New Roman" w:hAnsi="Arial" w:cs="Arial"/>
+          <w:kern w:val="0"/>
+          <w:sz w:val="26"/>
+          <w:szCs w:val="26"/>
+          <w14:ligatures w14:val="none"/>
+        </w:rPr>
+        <w:t xml:space="preserve"> on all supplements. (The TIN must be listed under the license number in CCC)</w:t>
       </w:r>
     </w:p>
     <w:p>
@@ -3558,7 +3810,51 @@
           <w:szCs w:val="26"/>
           <w14:ligatures w14:val="none"/>
         </w:rPr>
-        <w:t>Comment in your Appraisal Report the "Approximate Market Value" of the unit. </w:t>
+        <w:t xml:space="preserve">Comment </w:t>
+      </w:r>
+      <w:proofErr w:type="gramStart"/>
+      <w:r>
+        <w:rPr>
+          <w:rFonts w:ascii="Arial" w:eastAsia="Times New Roman" w:hAnsi="Arial" w:cs="Arial"/>
+          <w:kern w:val="0"/>
+          <w:sz w:val="26"/>
+          <w:szCs w:val="26"/>
+          <w14:ligatures w14:val="none"/>
+        </w:rPr>
+        <w:t>in</w:t>
+      </w:r>
+      <w:proofErr w:type="gramEnd"/>
+      <w:r>
+        <w:rPr>
+          <w:rFonts w:ascii="Arial" w:eastAsia="Times New Roman" w:hAnsi="Arial" w:cs="Arial"/>
+          <w:kern w:val="0"/>
+          <w:sz w:val="26"/>
+          <w:szCs w:val="26"/>
+          <w14:ligatures w14:val="none"/>
+        </w:rPr>
+        <w:t xml:space="preserve"> your Appraisal </w:t>
+      </w:r>
+      <w:proofErr w:type="gramStart"/>
+      <w:r>
+        <w:rPr>
+          <w:rFonts w:ascii="Arial" w:eastAsia="Times New Roman" w:hAnsi="Arial" w:cs="Arial"/>
+          <w:kern w:val="0"/>
+          <w:sz w:val="26"/>
+          <w:szCs w:val="26"/>
+          <w14:ligatures w14:val="none"/>
+        </w:rPr>
+        <w:t>Report</w:t>
+      </w:r>
+      <w:proofErr w:type="gramEnd"/>
+      <w:r>
+        <w:rPr>
+          <w:rFonts w:ascii="Arial" w:eastAsia="Times New Roman" w:hAnsi="Arial" w:cs="Arial"/>
+          <w:kern w:val="0"/>
+          <w:sz w:val="26"/>
+          <w:szCs w:val="26"/>
+          <w14:ligatures w14:val="none"/>
+        </w:rPr>
+        <w:t xml:space="preserve"> the "Approximate Market Value" of the unit. </w:t>
       </w:r>
     </w:p>
     <w:p>
@@ -3587,7 +3883,6 @@
           <w:kern w:val="0"/>
           <w14:ligatures w14:val="none"/>
         </w:rPr>
-        <w:lastRenderedPageBreak/>
         <w:t>Effective June 25</w:t>
       </w:r>
       <w:r>
@@ -3597,7 +3892,27 @@
           <w:kern w:val="0"/>
           <w14:ligatures w14:val="none"/>
         </w:rPr>
-        <w:t>, Kemper will no longer pay a separate labor charge for COVID clean-up.  In the rare situation that a vehicle warrants a heavier than normal cleaning due to an exposure, Kemper may allow up to a $30 sublet charge. </w:t>
+        <w:t xml:space="preserve">, Kemper will no longer pay a separate labor charge for COVID clean-up.  In the rare situation that a vehicle warrants a heavier than normal cleaning due to </w:t>
+      </w:r>
+      <w:proofErr w:type="gramStart"/>
+      <w:r>
+        <w:rPr>
+          <w:rFonts w:ascii="Arial" w:eastAsia="Times New Roman" w:hAnsi="Arial" w:cs="Arial"/>
+          <w:spacing w:val="5"/>
+          <w:kern w:val="0"/>
+          <w14:ligatures w14:val="none"/>
+        </w:rPr>
+        <w:t>an exposure</w:t>
+      </w:r>
+      <w:proofErr w:type="gramEnd"/>
+      <w:r>
+        <w:rPr>
+          <w:rFonts w:ascii="Arial" w:eastAsia="Times New Roman" w:hAnsi="Arial" w:cs="Arial"/>
+          <w:spacing w:val="5"/>
+          <w:kern w:val="0"/>
+          <w14:ligatures w14:val="none"/>
+        </w:rPr>
+        <w:t>, Kemper may allow up to a $30 sublet charge. </w:t>
       </w:r>
     </w:p>
     <w:p>
@@ -3621,6 +3936,7 @@
           <w:kern w:val="0"/>
           <w14:ligatures w14:val="none"/>
         </w:rPr>
+        <w:lastRenderedPageBreak/>
         <w:t>We encourage you to document this need to avoid any questions or issues. </w:t>
       </w:r>
     </w:p>
@@ -4190,7 +4506,47 @@
           <w:kern w:val="0"/>
           <w14:ligatures w14:val="none"/>
         </w:rPr>
-        <w:t>Unrelated prior damage estimates should be included on every appraisal package.  (Unless none present)</w:t>
+        <w:t xml:space="preserve">Unrelated prior damage estimates should be included </w:t>
+      </w:r>
+      <w:proofErr w:type="gramStart"/>
+      <w:r>
+        <w:rPr>
+          <w:rFonts w:ascii="rubik" w:eastAsia="Times New Roman" w:hAnsi="rubik" w:cs="Times New Roman"/>
+          <w:spacing w:val="5"/>
+          <w:kern w:val="0"/>
+          <w14:ligatures w14:val="none"/>
+        </w:rPr>
+        <w:t>on</w:t>
+      </w:r>
+      <w:proofErr w:type="gramEnd"/>
+      <w:r>
+        <w:rPr>
+          <w:rFonts w:ascii="rubik" w:eastAsia="Times New Roman" w:hAnsi="rubik" w:cs="Times New Roman"/>
+          <w:spacing w:val="5"/>
+          <w:kern w:val="0"/>
+          <w14:ligatures w14:val="none"/>
+        </w:rPr>
+        <w:t xml:space="preserve"> every appraisal package.  (Unless </w:t>
+      </w:r>
+      <w:proofErr w:type="gramStart"/>
+      <w:r>
+        <w:rPr>
+          <w:rFonts w:ascii="rubik" w:eastAsia="Times New Roman" w:hAnsi="rubik" w:cs="Times New Roman"/>
+          <w:spacing w:val="5"/>
+          <w:kern w:val="0"/>
+          <w14:ligatures w14:val="none"/>
+        </w:rPr>
+        <w:t>none</w:t>
+      </w:r>
+      <w:proofErr w:type="gramEnd"/>
+      <w:r>
+        <w:rPr>
+          <w:rFonts w:ascii="rubik" w:eastAsia="Times New Roman" w:hAnsi="rubik" w:cs="Times New Roman"/>
+          <w:spacing w:val="5"/>
+          <w:kern w:val="0"/>
+          <w14:ligatures w14:val="none"/>
+        </w:rPr>
+        <w:t xml:space="preserve"> present)</w:t>
       </w:r>
     </w:p>
     <w:p>
@@ -4328,7 +4684,59 @@
           <w:u w:val="single"/>
           <w14:ligatures w14:val="none"/>
         </w:rPr>
-        <w:t>For theft recovery or vandalism claims: If the vehicle owner cannot be at the vehicle during the inspection, the appraiser will need to call the owner and verbally go over the damages noted and establish the non-loss related damages. If you cannot reach the owner the same must be documented.</w:t>
+        <w:t xml:space="preserve">For theft recovery or vandalism claims: If the vehicle owner cannot be at the vehicle during the inspection, the appraiser will need to call the owner and verbally go over the </w:t>
+      </w:r>
+      <w:proofErr w:type="gramStart"/>
+      <w:r>
+        <w:rPr>
+          <w:rFonts w:ascii="rubik" w:eastAsia="Times New Roman" w:hAnsi="rubik" w:cs="Times New Roman"/>
+          <w:i/>
+          <w:iCs/>
+          <w:spacing w:val="5"/>
+          <w:kern w:val="0"/>
+          <w:u w:val="single"/>
+          <w14:ligatures w14:val="none"/>
+        </w:rPr>
+        <w:t>damages</w:t>
+      </w:r>
+      <w:proofErr w:type="gramEnd"/>
+      <w:r>
+        <w:rPr>
+          <w:rFonts w:ascii="rubik" w:eastAsia="Times New Roman" w:hAnsi="rubik" w:cs="Times New Roman"/>
+          <w:i/>
+          <w:iCs/>
+          <w:spacing w:val="5"/>
+          <w:kern w:val="0"/>
+          <w:u w:val="single"/>
+          <w14:ligatures w14:val="none"/>
+        </w:rPr>
+        <w:t xml:space="preserve"> noted and establish the non-loss related damages. If you cannot reach the </w:t>
+      </w:r>
+      <w:proofErr w:type="gramStart"/>
+      <w:r>
+        <w:rPr>
+          <w:rFonts w:ascii="rubik" w:eastAsia="Times New Roman" w:hAnsi="rubik" w:cs="Times New Roman"/>
+          <w:i/>
+          <w:iCs/>
+          <w:spacing w:val="5"/>
+          <w:kern w:val="0"/>
+          <w:u w:val="single"/>
+          <w14:ligatures w14:val="none"/>
+        </w:rPr>
+        <w:t>owner</w:t>
+      </w:r>
+      <w:proofErr w:type="gramEnd"/>
+      <w:r>
+        <w:rPr>
+          <w:rFonts w:ascii="rubik" w:eastAsia="Times New Roman" w:hAnsi="rubik" w:cs="Times New Roman"/>
+          <w:i/>
+          <w:iCs/>
+          <w:spacing w:val="5"/>
+          <w:kern w:val="0"/>
+          <w:u w:val="single"/>
+          <w14:ligatures w14:val="none"/>
+        </w:rPr>
+        <w:t xml:space="preserve"> the same must be documented.</w:t>
       </w:r>
     </w:p>
     <w:tbl>
@@ -4399,7 +4807,6 @@
                 <w:kern w:val="0"/>
                 <w14:ligatures w14:val="none"/>
               </w:rPr>
-              <w:lastRenderedPageBreak/>
               <w:t>Code</w:t>
             </w:r>
           </w:p>
@@ -7574,7 +7981,27 @@
                 <w:kern w:val="0"/>
                 <w14:ligatures w14:val="none"/>
               </w:rPr>
-              <w:t>Clean &amp; re-tape mldg(s)</w:t>
+              <w:t xml:space="preserve">Clean &amp; re-tape </w:t>
+            </w:r>
+            <w:proofErr w:type="spellStart"/>
+            <w:r>
+              <w:rPr>
+                <w:rFonts w:ascii="Arial" w:eastAsia="Times New Roman" w:hAnsi="Arial" w:cs="Arial"/>
+                <w:spacing w:val="5"/>
+                <w:kern w:val="0"/>
+                <w14:ligatures w14:val="none"/>
+              </w:rPr>
+              <w:t>mldg</w:t>
+            </w:r>
+            <w:proofErr w:type="spellEnd"/>
+            <w:r>
+              <w:rPr>
+                <w:rFonts w:ascii="Arial" w:eastAsia="Times New Roman" w:hAnsi="Arial" w:cs="Arial"/>
+                <w:spacing w:val="5"/>
+                <w:kern w:val="0"/>
+                <w14:ligatures w14:val="none"/>
+              </w:rPr>
+              <w:t>(s)</w:t>
             </w:r>
           </w:p>
         </w:tc>
@@ -11171,14 +11598,25 @@
                 <w14:ligatures w14:val="none"/>
               </w:rPr>
             </w:pPr>
-            <w:r>
-              <w:rPr>
-                <w:rFonts w:ascii="Arial" w:eastAsia="Times New Roman" w:hAnsi="Arial" w:cs="Arial"/>
-                <w:spacing w:val="5"/>
-                <w:kern w:val="0"/>
-                <w14:ligatures w14:val="none"/>
-              </w:rPr>
-              <w:t>Four wheel alignment</w:t>
+            <w:proofErr w:type="gramStart"/>
+            <w:r>
+              <w:rPr>
+                <w:rFonts w:ascii="Arial" w:eastAsia="Times New Roman" w:hAnsi="Arial" w:cs="Arial"/>
+                <w:spacing w:val="5"/>
+                <w:kern w:val="0"/>
+                <w14:ligatures w14:val="none"/>
+              </w:rPr>
+              <w:t>Four wheel</w:t>
+            </w:r>
+            <w:proofErr w:type="gramEnd"/>
+            <w:r>
+              <w:rPr>
+                <w:rFonts w:ascii="Arial" w:eastAsia="Times New Roman" w:hAnsi="Arial" w:cs="Arial"/>
+                <w:spacing w:val="5"/>
+                <w:kern w:val="0"/>
+                <w14:ligatures w14:val="none"/>
+              </w:rPr>
+              <w:t xml:space="preserve"> alignment</w:t>
             </w:r>
           </w:p>
         </w:tc>
@@ -14380,7 +14818,6 @@
                 <w:kern w:val="0"/>
                 <w14:ligatures w14:val="none"/>
               </w:rPr>
-              <w:lastRenderedPageBreak/>
               <w:t>MO1</w:t>
             </w:r>
           </w:p>
@@ -15063,6 +15500,7 @@
                 <w:kern w:val="0"/>
                 <w14:ligatures w14:val="none"/>
               </w:rPr>
+              <w:lastRenderedPageBreak/>
               <w:t>PS</w:t>
             </w:r>
           </w:p>
@@ -19174,14 +19612,25 @@
                 <w14:ligatures w14:val="none"/>
               </w:rPr>
             </w:pPr>
-            <w:r>
-              <w:rPr>
-                <w:rFonts w:ascii="Arial" w:eastAsia="Times New Roman" w:hAnsi="Arial" w:cs="Arial"/>
-                <w:spacing w:val="5"/>
-                <w:kern w:val="0"/>
-                <w14:ligatures w14:val="none"/>
-              </w:rPr>
-              <w:t>Self leveling seam sealer</w:t>
+            <w:proofErr w:type="spellStart"/>
+            <w:r>
+              <w:rPr>
+                <w:rFonts w:ascii="Arial" w:eastAsia="Times New Roman" w:hAnsi="Arial" w:cs="Arial"/>
+                <w:spacing w:val="5"/>
+                <w:kern w:val="0"/>
+                <w14:ligatures w14:val="none"/>
+              </w:rPr>
+              <w:t>Self leveling</w:t>
+            </w:r>
+            <w:proofErr w:type="spellEnd"/>
+            <w:r>
+              <w:rPr>
+                <w:rFonts w:ascii="Arial" w:eastAsia="Times New Roman" w:hAnsi="Arial" w:cs="Arial"/>
+                <w:spacing w:val="5"/>
+                <w:kern w:val="0"/>
+                <w14:ligatures w14:val="none"/>
+              </w:rPr>
+              <w:t xml:space="preserve"> seam sealer</w:t>
             </w:r>
           </w:p>
         </w:tc>
@@ -25582,7 +26031,6 @@
                 <w:kern w:val="0"/>
                 <w14:ligatures w14:val="none"/>
               </w:rPr>
-              <w:lastRenderedPageBreak/>
               <w:t>BD</w:t>
             </w:r>
           </w:p>
@@ -26882,6 +27330,7 @@
                 <w:kern w:val="0"/>
                 <w14:ligatures w14:val="none"/>
               </w:rPr>
+              <w:lastRenderedPageBreak/>
               <w:t>WD</w:t>
             </w:r>
           </w:p>
@@ -34867,8 +35316,19 @@
                 <w:kern w:val="0"/>
                 <w14:ligatures w14:val="none"/>
               </w:rPr>
-              <w:t>3rd Party PRE  Scan</w:t>
-            </w:r>
+              <w:t xml:space="preserve">3rd Party </w:t>
+            </w:r>
+            <w:proofErr w:type="gramStart"/>
+            <w:r>
+              <w:rPr>
+                <w:rFonts w:ascii="Arial" w:eastAsia="Times New Roman" w:hAnsi="Arial" w:cs="Arial"/>
+                <w:spacing w:val="5"/>
+                <w:kern w:val="0"/>
+                <w14:ligatures w14:val="none"/>
+              </w:rPr>
+              <w:t>PRE  Scan</w:t>
+            </w:r>
+            <w:proofErr w:type="gramEnd"/>
           </w:p>
         </w:tc>
         <w:tc>
@@ -35209,8 +35669,19 @@
                 <w:kern w:val="0"/>
                 <w14:ligatures w14:val="none"/>
               </w:rPr>
-              <w:t>3rd Party POST  Scan</w:t>
-            </w:r>
+              <w:t xml:space="preserve">3rd Party </w:t>
+            </w:r>
+            <w:proofErr w:type="gramStart"/>
+            <w:r>
+              <w:rPr>
+                <w:rFonts w:ascii="Arial" w:eastAsia="Times New Roman" w:hAnsi="Arial" w:cs="Arial"/>
+                <w:spacing w:val="5"/>
+                <w:kern w:val="0"/>
+                <w14:ligatures w14:val="none"/>
+              </w:rPr>
+              <w:t>POST  Scan</w:t>
+            </w:r>
+            <w:proofErr w:type="gramEnd"/>
           </w:p>
         </w:tc>
         <w:tc>

--- a/client_rules/Infinity Insurance.docx
+++ b/client_rules/Infinity Insurance.docx
@@ -3760,7 +3760,7 @@
           <w:szCs w:val="26"/>
           <w14:ligatures w14:val="none"/>
         </w:rPr>
-        <w:t>Complete the Core appraisal report in its entirety and provide specific detailed inspection notes.</w:t>
+        <w:t>Complete the appraisal report in its entirety and provide specific detailed inspection notes.</w:t>
       </w:r>
     </w:p>
     <w:p>
